--- a/outputs/chaotic_bursting/optimizer_ranking_table.docx
+++ b/outputs/chaotic_bursting/optimizer_ranking_table.docx
@@ -159,128 +159,6 @@
           </w:tcPr>
           <w:p>
             <w:r>
-              <w:t>gbrt</w:t>
-            </w:r>
-          </w:p>
-        </w:tc>
-        <w:tc>
-          <w:tcPr>
-            <w:tcW w:type="dxa" w:w="720"/>
-          </w:tcPr>
-          <w:p>
-            <w:r>
-              <w:t>419</w:t>
-            </w:r>
-          </w:p>
-        </w:tc>
-        <w:tc>
-          <w:tcPr>
-            <w:tcW w:type="dxa" w:w="720"/>
-          </w:tcPr>
-          <w:p>
-            <w:r>
-              <w:t>0.166094</w:t>
-            </w:r>
-          </w:p>
-        </w:tc>
-        <w:tc>
-          <w:tcPr>
-            <w:tcW w:type="dxa" w:w="720"/>
-          </w:tcPr>
-          <w:p>
-            <w:r>
-              <w:t>0.571785</w:t>
-            </w:r>
-          </w:p>
-        </w:tc>
-        <w:tc>
-          <w:tcPr>
-            <w:tcW w:type="dxa" w:w="720"/>
-          </w:tcPr>
-          <w:p>
-            <w:r>
-              <w:t>0.329853</w:t>
-            </w:r>
-          </w:p>
-        </w:tc>
-        <w:tc>
-          <w:tcPr>
-            <w:tcW w:type="dxa" w:w="720"/>
-          </w:tcPr>
-          <w:p>
-            <w:r>
-              <w:t>0.194551</w:t>
-            </w:r>
-          </w:p>
-        </w:tc>
-        <w:tc>
-          <w:tcPr>
-            <w:tcW w:type="dxa" w:w="720"/>
-          </w:tcPr>
-          <w:p>
-            <w:r>
-              <w:t>4.885115772339261e-08</w:t>
-            </w:r>
-          </w:p>
-        </w:tc>
-        <w:tc>
-          <w:tcPr>
-            <w:tcW w:type="dxa" w:w="720"/>
-          </w:tcPr>
-          <w:p>
-            <w:r>
-              <w:t>388</w:t>
-            </w:r>
-          </w:p>
-        </w:tc>
-        <w:tc>
-          <w:tcPr>
-            <w:tcW w:type="dxa" w:w="720"/>
-          </w:tcPr>
-          <w:p>
-            <w:r>
-              <w:t>0.00067298</w:t>
-            </w:r>
-          </w:p>
-        </w:tc>
-        <w:tc>
-          <w:tcPr>
-            <w:tcW w:type="dxa" w:w="720"/>
-          </w:tcPr>
-          <w:p>
-            <w:r>
-              <w:t>1</w:t>
-            </w:r>
-          </w:p>
-        </w:tc>
-        <w:tc>
-          <w:tcPr>
-            <w:tcW w:type="dxa" w:w="720"/>
-          </w:tcPr>
-          <w:p>
-            <w:r>
-              <w:t>0.00053738</w:t>
-            </w:r>
-          </w:p>
-        </w:tc>
-        <w:tc>
-          <w:tcPr>
-            <w:tcW w:type="dxa" w:w="720"/>
-          </w:tcPr>
-          <w:p>
-            <w:r>
-              <w:t>0.00073109</w:t>
-            </w:r>
-          </w:p>
-        </w:tc>
-      </w:tr>
-      <w:tr>
-        <w:tc>
-          <w:tcPr>
-            <w:tcW w:type="dxa" w:w="720"/>
-          </w:tcPr>
-          <w:p>
-            <w:r>
               <w:t>dummy</w:t>
             </w:r>
           </w:p>
@@ -361,7 +239,129 @@
           </w:tcPr>
           <w:p>
             <w:r>
-              <w:t>0.00075037</w:t>
+              <w:t>0.00075045</w:t>
+            </w:r>
+          </w:p>
+        </w:tc>
+        <w:tc>
+          <w:tcPr>
+            <w:tcW w:type="dxa" w:w="720"/>
+          </w:tcPr>
+          <w:p>
+            <w:r>
+              <w:t>1</w:t>
+            </w:r>
+          </w:p>
+        </w:tc>
+        <w:tc>
+          <w:tcPr>
+            <w:tcW w:type="dxa" w:w="720"/>
+          </w:tcPr>
+          <w:p>
+            <w:r>
+              <w:t>0.00060078</w:t>
+            </w:r>
+          </w:p>
+        </w:tc>
+        <w:tc>
+          <w:tcPr>
+            <w:tcW w:type="dxa" w:w="720"/>
+          </w:tcPr>
+          <w:p>
+            <w:r>
+              <w:t>0.00081459</w:t>
+            </w:r>
+          </w:p>
+        </w:tc>
+      </w:tr>
+      <w:tr>
+        <w:tc>
+          <w:tcPr>
+            <w:tcW w:type="dxa" w:w="720"/>
+          </w:tcPr>
+          <w:p>
+            <w:r>
+              <w:t>gbrt</w:t>
+            </w:r>
+          </w:p>
+        </w:tc>
+        <w:tc>
+          <w:tcPr>
+            <w:tcW w:type="dxa" w:w="720"/>
+          </w:tcPr>
+          <w:p>
+            <w:r>
+              <w:t>443</w:t>
+            </w:r>
+          </w:p>
+        </w:tc>
+        <w:tc>
+          <w:tcPr>
+            <w:tcW w:type="dxa" w:w="720"/>
+          </w:tcPr>
+          <w:p>
+            <w:r>
+              <w:t>0.158083</w:t>
+            </w:r>
+          </w:p>
+        </w:tc>
+        <w:tc>
+          <w:tcPr>
+            <w:tcW w:type="dxa" w:w="720"/>
+          </w:tcPr>
+          <w:p>
+            <w:r>
+              <w:t>0.643442</w:t>
+            </w:r>
+          </w:p>
+        </w:tc>
+        <w:tc>
+          <w:tcPr>
+            <w:tcW w:type="dxa" w:w="720"/>
+          </w:tcPr>
+          <w:p>
+            <w:r>
+              <w:t>0.149212</w:t>
+            </w:r>
+          </w:p>
+        </w:tc>
+        <w:tc>
+          <w:tcPr>
+            <w:tcW w:type="dxa" w:w="720"/>
+          </w:tcPr>
+          <w:p>
+            <w:r>
+              <w:t>0.169958</w:t>
+            </w:r>
+          </w:p>
+        </w:tc>
+        <w:tc>
+          <w:tcPr>
+            <w:tcW w:type="dxa" w:w="720"/>
+          </w:tcPr>
+          <w:p>
+            <w:r>
+              <w:t>2.2739005266290364e-08</w:t>
+            </w:r>
+          </w:p>
+        </w:tc>
+        <w:tc>
+          <w:tcPr>
+            <w:tcW w:type="dxa" w:w="720"/>
+          </w:tcPr>
+          <w:p>
+            <w:r>
+              <w:t>371</w:t>
+            </w:r>
+          </w:p>
+        </w:tc>
+        <w:tc>
+          <w:tcPr>
+            <w:tcW w:type="dxa" w:w="720"/>
+          </w:tcPr>
+          <w:p>
+            <w:r>
+              <w:t>0.00080107</w:t>
             </w:r>
           </w:p>
         </w:tc>
@@ -381,7 +381,7 @@
           </w:tcPr>
           <w:p>
             <w:r>
-              <w:t>0.00060069</w:t>
+              <w:t>0.00064909</w:t>
             </w:r>
           </w:p>
         </w:tc>
@@ -391,7 +391,129 @@
           </w:tcPr>
           <w:p>
             <w:r>
-              <w:t>0.00081451</w:t>
+              <w:t>0.0008662</w:t>
+            </w:r>
+          </w:p>
+        </w:tc>
+      </w:tr>
+      <w:tr>
+        <w:tc>
+          <w:tcPr>
+            <w:tcW w:type="dxa" w:w="720"/>
+          </w:tcPr>
+          <w:p>
+            <w:r>
+              <w:t>forest</w:t>
+            </w:r>
+          </w:p>
+        </w:tc>
+        <w:tc>
+          <w:tcPr>
+            <w:tcW w:type="dxa" w:w="720"/>
+          </w:tcPr>
+          <w:p>
+            <w:r>
+              <w:t>612</w:t>
+            </w:r>
+          </w:p>
+        </w:tc>
+        <w:tc>
+          <w:tcPr>
+            <w:tcW w:type="dxa" w:w="720"/>
+          </w:tcPr>
+          <w:p>
+            <w:r>
+              <w:t>0.094772</w:t>
+            </w:r>
+          </w:p>
+        </w:tc>
+        <w:tc>
+          <w:tcPr>
+            <w:tcW w:type="dxa" w:w="720"/>
+          </w:tcPr>
+          <w:p>
+            <w:r>
+              <w:t>0.587992</w:t>
+            </w:r>
+          </w:p>
+        </w:tc>
+        <w:tc>
+          <w:tcPr>
+            <w:tcW w:type="dxa" w:w="720"/>
+          </w:tcPr>
+          <w:p>
+            <w:r>
+              <w:t>0.086134</w:t>
+            </w:r>
+          </w:p>
+        </w:tc>
+        <w:tc>
+          <w:tcPr>
+            <w:tcW w:type="dxa" w:w="720"/>
+          </w:tcPr>
+          <w:p>
+            <w:r>
+              <w:t>0.146277</w:t>
+            </w:r>
+          </w:p>
+        </w:tc>
+        <w:tc>
+          <w:tcPr>
+            <w:tcW w:type="dxa" w:w="720"/>
+          </w:tcPr>
+          <w:p>
+            <w:r>
+              <w:t>1.0205274126512251e-08</w:t>
+            </w:r>
+          </w:p>
+        </w:tc>
+        <w:tc>
+          <w:tcPr>
+            <w:tcW w:type="dxa" w:w="720"/>
+          </w:tcPr>
+          <w:p>
+            <w:r>
+              <w:t>461</w:t>
+            </w:r>
+          </w:p>
+        </w:tc>
+        <w:tc>
+          <w:tcPr>
+            <w:tcW w:type="dxa" w:w="720"/>
+          </w:tcPr>
+          <w:p>
+            <w:r>
+              <w:t>0.00098543</w:t>
+            </w:r>
+          </w:p>
+        </w:tc>
+        <w:tc>
+          <w:tcPr>
+            <w:tcW w:type="dxa" w:w="720"/>
+          </w:tcPr>
+          <w:p>
+            <w:r>
+              <w:t>3</w:t>
+            </w:r>
+          </w:p>
+        </w:tc>
+        <w:tc>
+          <w:tcPr>
+            <w:tcW w:type="dxa" w:w="720"/>
+          </w:tcPr>
+          <w:p>
+            <w:r>
+              <w:t>0.00078716</w:t>
+            </w:r>
+          </w:p>
+        </w:tc>
+        <w:tc>
+          <w:tcPr>
+            <w:tcW w:type="dxa" w:w="720"/>
+          </w:tcPr>
+          <w:p>
+            <w:r>
+              <w:t>0.0010704</w:t>
             </w:r>
           </w:p>
         </w:tc>
@@ -443,7 +565,7 @@
           </w:tcPr>
           <w:p>
             <w:r>
-              <w:t>0.250539</w:t>
+              <w:t>0.250549</w:t>
             </w:r>
           </w:p>
         </w:tc>
@@ -453,7 +575,7 @@
           </w:tcPr>
           <w:p>
             <w:r>
-              <w:t>0.454988</w:t>
+              <w:t>0.454995</w:t>
             </w:r>
           </w:p>
         </w:tc>
@@ -483,129 +605,7 @@
           </w:tcPr>
           <w:p>
             <w:r>
-              <w:t>0.00259491</w:t>
-            </w:r>
-          </w:p>
-        </w:tc>
-        <w:tc>
-          <w:tcPr>
-            <w:tcW w:type="dxa" w:w="720"/>
-          </w:tcPr>
-          <w:p>
-            <w:r>
-              <w:t>3</w:t>
-            </w:r>
-          </w:p>
-        </w:tc>
-        <w:tc>
-          <w:tcPr>
-            <w:tcW w:type="dxa" w:w="720"/>
-          </w:tcPr>
-          <w:p>
-            <w:r>
-              <w:t>0.00206496</w:t>
-            </w:r>
-          </w:p>
-        </w:tc>
-        <w:tc>
-          <w:tcPr>
-            <w:tcW w:type="dxa" w:w="720"/>
-          </w:tcPr>
-          <w:p>
-            <w:r>
-              <w:t>0.00282203</w:t>
-            </w:r>
-          </w:p>
-        </w:tc>
-      </w:tr>
-      <w:tr>
-        <w:tc>
-          <w:tcPr>
-            <w:tcW w:type="dxa" w:w="720"/>
-          </w:tcPr>
-          <w:p>
-            <w:r>
-              <w:t>forest</w:t>
-            </w:r>
-          </w:p>
-        </w:tc>
-        <w:tc>
-          <w:tcPr>
-            <w:tcW w:type="dxa" w:w="720"/>
-          </w:tcPr>
-          <w:p>
-            <w:r>
-              <w:t>742</w:t>
-            </w:r>
-          </w:p>
-        </w:tc>
-        <w:tc>
-          <w:tcPr>
-            <w:tcW w:type="dxa" w:w="720"/>
-          </w:tcPr>
-          <w:p>
-            <w:r>
-              <w:t>0.189927</w:t>
-            </w:r>
-          </w:p>
-        </w:tc>
-        <w:tc>
-          <w:tcPr>
-            <w:tcW w:type="dxa" w:w="720"/>
-          </w:tcPr>
-          <w:p>
-            <w:r>
-              <w:t>0.903541</w:t>
-            </w:r>
-          </w:p>
-        </w:tc>
-        <w:tc>
-          <w:tcPr>
-            <w:tcW w:type="dxa" w:w="720"/>
-          </w:tcPr>
-          <w:p>
-            <w:r>
-              <w:t>0.421049</w:t>
-            </w:r>
-          </w:p>
-        </w:tc>
-        <w:tc>
-          <w:tcPr>
-            <w:tcW w:type="dxa" w:w="720"/>
-          </w:tcPr>
-          <w:p>
-            <w:r>
-              <w:t>0.079852</w:t>
-            </w:r>
-          </w:p>
-        </w:tc>
-        <w:tc>
-          <w:tcPr>
-            <w:tcW w:type="dxa" w:w="720"/>
-          </w:tcPr>
-          <w:p>
-            <w:r>
-              <w:t>5.456934866161183e-08</w:t>
-            </w:r>
-          </w:p>
-        </w:tc>
-        <w:tc>
-          <w:tcPr>
-            <w:tcW w:type="dxa" w:w="720"/>
-          </w:tcPr>
-          <w:p>
-            <w:r>
-              <w:t>416</w:t>
-            </w:r>
-          </w:p>
-        </w:tc>
-        <w:tc>
-          <w:tcPr>
-            <w:tcW w:type="dxa" w:w="720"/>
-          </w:tcPr>
-          <w:p>
-            <w:r>
-              <w:t>0.00351501</w:t>
+              <w:t>0.00262937</w:t>
             </w:r>
           </w:p>
         </w:tc>
@@ -625,7 +625,7 @@
           </w:tcPr>
           <w:p>
             <w:r>
-              <w:t>0.0027779</w:t>
+              <w:t>0.0020918</w:t>
             </w:r>
           </w:p>
         </w:tc>
@@ -635,7 +635,7 @@
           </w:tcPr>
           <w:p>
             <w:r>
-              <w:t>0.00383092</w:t>
+              <w:t>0.00285975</w:t>
             </w:r>
           </w:p>
         </w:tc>
